--- a/resume/dist/Touhidul_Alam_Seyam_ML_Research_ATS.docx
+++ b/resume/dist/Touhidul_Alam_Seyam_ML_Research_ATS.docx
@@ -29,7 +29,7 @@
           <w:color w:val="536273"/>
           <w:sz w:val="21"/>
         </w:rPr>
-        <w:t>MACHINE LEARNING ENGINEER | APPLIED AI RESEARCHER</w:t>
+        <w:t>MACHINE LEARNING ENGINEER | AI AND AGENTIC SYSTEMS</w:t>
       </w:r>
     </w:p>
     <w:p>
@@ -46,7 +46,7 @@
           <w:color w:val="536273"/>
           <w:sz w:val="18"/>
         </w:rPr>
-        <w:t>Chattogram, Bangladesh  |  +880 1311-104804  |  seyamalam41@gmail.com  |  seyamalam.vercel.app  |  github.com/Seyamalam  |  orcid.org/0009-0007-7512-1893</w:t>
+        <w:t>Chattogram, Bangladesh  |  +880 1311-104804  |  seyamalam41@gmail.com  |  seyamalam.vercel.app  |  github.com/Seyamalam  |  linkedin.com/in/touhidulalamseyam  |  orcid.org/0009-0007-7512-1893</w:t>
       </w:r>
     </w:p>
     <w:p>
@@ -102,7 +102,7 @@
         <w:pStyle w:val="Heading1"/>
       </w:pPr>
       <w:r>
-        <w:t>RESEARCH EXPERIENCE</w:t>
+        <w:t>ENGINEERING EXPERIENCE</w:t>
       </w:r>
     </w:p>
     <w:p>
@@ -114,14 +114,14 @@
           <w:rFonts w:ascii="Arial" w:hAnsi="Arial"/>
           <w:b/>
         </w:rPr>
-        <w:t>Research Assistant | BGC Trust University Bangladesh</w:t>
+        <w:t>Software Engineer | Agentic Institute</w:t>
       </w:r>
       <w:r>
         <w:rPr>
           <w:rFonts w:ascii="Arial" w:hAnsi="Arial"/>
           <w:color w:val="536273"/>
         </w:rPr>
-        <w:t xml:space="preserve">  |  Chattogram, Bangladesh  |  Jul 2023–2025</w:t>
+        <w:t xml:space="preserve">  |  Remote  |  Dec 2025-Present</w:t>
       </w:r>
     </w:p>
     <w:p>
@@ -133,7 +133,7 @@
         <w:rPr>
           <w:rFonts w:ascii="Arial" w:hAnsi="Arial"/>
         </w:rPr>
-        <w:t>Conduct machine-learning experiments and data analysis; implement models; prepare manuscripts, figures, and technical documentation with faculty collaborators.</w:t>
+        <w:t>Contribute to application development and AI-enabled, agentic software systems.</w:t>
       </w:r>
     </w:p>
     <w:p>
@@ -145,19 +145,7 @@
         <w:rPr>
           <w:rFonts w:ascii="Arial" w:hAnsi="Arial"/>
         </w:rPr>
-        <w:t>Co-authored research across agricultural diagnostics, pulmonary-tuberculosis risk, cardiovascular-risk prediction, malware classification, LLM inference, and Mojo-accelerated clustering.</w:t>
-      </w:r>
-    </w:p>
-    <w:p>
-      <w:pPr>
-        <w:pStyle w:val="ListBullet"/>
-        <w:keepLines/>
-      </w:pPr>
-      <w:r>
-        <w:rPr>
-          <w:rFonts w:ascii="Arial" w:hAnsi="Arial"/>
-        </w:rPr>
-        <w:t>Help mentor junior students in research methods and support technical workshops and academic project execution.</w:t>
+        <w:t>Work across implementation, integration, testing, and delivery using modern web and backend technologies.</w:t>
       </w:r>
     </w:p>
     <w:p>
@@ -176,7 +164,7 @@
           <w:rFonts w:ascii="Arial" w:hAnsi="Arial"/>
           <w:color w:val="536273"/>
         </w:rPr>
-        <w:t xml:space="preserve">  |  Chattogram, Bangladesh  |  Aug 2024–Present</w:t>
+        <w:t xml:space="preserve">  |  Chattogram, Bangladesh  |  Aug 2024-Present</w:t>
       </w:r>
     </w:p>
     <w:p>
@@ -678,7 +666,7 @@
         <w:rPr>
           <w:rFonts w:ascii="Arial" w:hAnsi="Arial"/>
         </w:rPr>
-        <w:t>Research interests: applied machine learning, computer vision, agricultural AI, healthcare analytics, LLM systems, and high-performance ML.</w:t>
+        <w:t>Currently in the 8th semester. Research interests: applied machine learning, computer vision, agricultural AI, healthcare analytics, LLM systems, and agentic systems.</w:t>
       </w:r>
     </w:p>
     <w:p>

--- a/resume/dist/Touhidul_Alam_Seyam_ML_Research_ATS.docx
+++ b/resume/dist/Touhidul_Alam_Seyam_ML_Research_ATS.docx
@@ -685,6 +685,82 @@
         <w:t>ORCID: 0009-0007-7512-1893 | Google Scholar: scholar.google.com/citations?user=gRkTVYEAAAAJ | GitHub: github.com/Seyamalam</w:t>
       </w:r>
     </w:p>
+    <w:p>
+      <w:pPr>
+        <w:pStyle w:val="Heading1"/>
+      </w:pPr>
+      <w:r>
+        <w:t>LEADERSHIP AND HONORS</w:t>
+      </w:r>
+    </w:p>
+    <w:p>
+      <w:r>
+        <w:rPr>
+          <w:rFonts w:ascii="Arial" w:hAnsi="Arial"/>
+        </w:rPr>
+        <w:t>Assistant General Secretary | BGCTUB IT Club | Present - Help lead student technology activities, community programs, and club operations.</w:t>
+      </w:r>
+    </w:p>
+    <w:p>
+      <w:pPr>
+        <w:pStyle w:val="ListBullet"/>
+        <w:keepLines/>
+      </w:pPr>
+      <w:r>
+        <w:rPr>
+          <w:rFonts w:ascii="Arial" w:hAnsi="Arial"/>
+        </w:rPr>
+        <w:t>Champion, HackFusion InnoNation National Hackathon (solo Team Huntrix), 2026</w:t>
+      </w:r>
+    </w:p>
+    <w:p>
+      <w:pPr>
+        <w:pStyle w:val="ListBullet"/>
+        <w:keepLines/>
+      </w:pPr>
+      <w:r>
+        <w:rPr>
+          <w:rFonts w:ascii="Arial" w:hAnsi="Arial"/>
+        </w:rPr>
+        <w:t>Champion, MicroOps Hackathon at CUET CSE IT Fest (with Abtahee Kabir), 2025</w:t>
+      </w:r>
+    </w:p>
+    <w:p>
+      <w:pPr>
+        <w:pStyle w:val="ListBullet"/>
+        <w:keepLines/>
+      </w:pPr>
+      <w:r>
+        <w:rPr>
+          <w:rFonts w:ascii="Arial" w:hAnsi="Arial"/>
+        </w:rPr>
+        <w:t>Winner, RoboFusion 1.0 Techathon, 2026</w:t>
+      </w:r>
+    </w:p>
+    <w:p>
+      <w:pPr>
+        <w:pStyle w:val="ListBullet"/>
+        <w:keepLines/>
+      </w:pPr>
+      <w:r>
+        <w:rPr>
+          <w:rFonts w:ascii="Arial" w:hAnsi="Arial"/>
+        </w:rPr>
+        <w:t>5th Place, 12th IUT ICT Fest GameJam, 2026; 5th Place, IIUC NextGen Hackathon, 2025</w:t>
+      </w:r>
+    </w:p>
+    <w:p>
+      <w:pPr>
+        <w:pStyle w:val="ListBullet"/>
+        <w:keepLines/>
+      </w:pPr>
+      <w:r>
+        <w:rPr>
+          <w:rFonts w:ascii="Arial" w:hAnsi="Arial"/>
+        </w:rPr>
+        <w:t>Finalist, The Infinity AI BuildFest; Best Campus Ambassador, SciBlitz 2.0</w:t>
+      </w:r>
+    </w:p>
     <w:sectPr>
       <w:pgSz w:w="12240" w:h="15840"/>
       <w:pgMar w:top="1008" w:right="1008" w:bottom="1008" w:left="1008" w:header="504" w:footer="504" w:gutter="0"/>

--- a/resume/dist/Touhidul_Alam_Seyam_ML_Research_ATS.docx
+++ b/resume/dist/Touhidul_Alam_Seyam_ML_Research_ATS.docx
@@ -12,14 +12,14 @@
           <w:rFonts w:ascii="Arial" w:hAnsi="Arial"/>
           <w:b/>
           <w:color w:val="1F4E79"/>
-          <w:sz w:val="46"/>
+          <w:sz w:val="54"/>
         </w:rPr>
         <w:t>Touhidul Alam Seyam</w:t>
       </w:r>
     </w:p>
     <w:p>
       <w:pPr>
-        <w:spacing w:after="60"/>
+        <w:spacing w:after="80"/>
         <w:jc w:val="center"/>
       </w:pPr>
       <w:r>
@@ -34,10 +34,10 @@
     </w:p>
     <w:p>
       <w:pPr>
-        <w:spacing w:after="160" w:line="240" w:lineRule="auto"/>
+        <w:spacing w:after="180" w:line="240" w:lineRule="auto"/>
         <w:jc w:val="center"/>
         <w:pBdr>
-          <w:bottom w:val="single" w:sz="7" w:space="4" w:color="1F4E79"/>
+          <w:bottom w:val="single" w:sz="8" w:space="4" w:color="1F4E79"/>
         </w:pBdr>
       </w:pPr>
       <w:r>
@@ -52,6 +52,8 @@
     <w:p>
       <w:pPr>
         <w:pStyle w:val="Heading1"/>
+        <w:shd w:fill="E8F0FA"/>
+        <w:ind w:left="115" w:right="115"/>
       </w:pPr>
       <w:r>
         <w:t>RESEARCH PROFILE</w:t>
@@ -68,6 +70,54 @@
     <w:p>
       <w:pPr>
         <w:pStyle w:val="Heading1"/>
+        <w:shd w:fill="E8F0FA"/>
+        <w:ind w:left="115" w:right="115"/>
+      </w:pPr>
+      <w:r>
+        <w:t>SELECTED WINS</w:t>
+      </w:r>
+    </w:p>
+    <w:p>
+      <w:pPr>
+        <w:pStyle w:val="ListBullet"/>
+        <w:keepLines/>
+      </w:pPr>
+      <w:r>
+        <w:rPr>
+          <w:rFonts w:ascii="Arial" w:hAnsi="Arial"/>
+        </w:rPr>
+        <w:t>Champion, HackFusion InnoNation National Hackathon (solo Team Huntrix), 2026</w:t>
+      </w:r>
+    </w:p>
+    <w:p>
+      <w:pPr>
+        <w:pStyle w:val="ListBullet"/>
+        <w:keepLines/>
+      </w:pPr>
+      <w:r>
+        <w:rPr>
+          <w:rFonts w:ascii="Arial" w:hAnsi="Arial"/>
+        </w:rPr>
+        <w:t>Champion, MicroOps Hackathon at CUET CSE IT Fest (with Abtahee Kabir), 2025</w:t>
+      </w:r>
+    </w:p>
+    <w:p>
+      <w:pPr>
+        <w:pStyle w:val="ListBullet"/>
+        <w:keepLines/>
+      </w:pPr>
+      <w:r>
+        <w:rPr>
+          <w:rFonts w:ascii="Arial" w:hAnsi="Arial"/>
+        </w:rPr>
+        <w:t>Winner, RoboFusion 1.0 Techathon, 2026</w:t>
+      </w:r>
+    </w:p>
+    <w:p>
+      <w:pPr>
+        <w:pStyle w:val="Heading1"/>
+        <w:shd w:fill="E8F0FA"/>
+        <w:ind w:left="115" w:right="115"/>
       </w:pPr>
       <w:r>
         <w:t>RESEARCH AND ENGINEERING SKILLS</w:t>
@@ -100,6 +150,8 @@
     <w:p>
       <w:pPr>
         <w:pStyle w:val="Heading1"/>
+        <w:shd w:fill="E8F0FA"/>
+        <w:ind w:left="115" w:right="115"/>
       </w:pPr>
       <w:r>
         <w:t>ENGINEERING EXPERIENCE</w:t>
@@ -194,6 +246,8 @@
     <w:p>
       <w:pPr>
         <w:pStyle w:val="Heading1"/>
+        <w:shd w:fill="E8F0FA"/>
+        <w:ind w:left="115" w:right="115"/>
       </w:pPr>
       <w:r>
         <w:t>SELECTED RESEARCH PROJECTS</w:t>
@@ -208,14 +262,14 @@
           <w:rFonts w:ascii="Arial" w:hAnsi="Arial"/>
           <w:b/>
         </w:rPr>
-        <w:t>Smartphone Addiction Prediction</w:t>
+        <w:t>bun-scikit</w:t>
       </w:r>
       <w:r>
         <w:rPr>
           <w:rFonts w:ascii="Arial" w:hAnsi="Arial"/>
           <w:color w:val="536273"/>
         </w:rPr>
-        <w:t xml:space="preserve"> | Python, LightGBM, XGBoost, CatBoost</w:t>
+        <w:t xml:space="preserve"> | TypeScript, Bun, Zig</w:t>
       </w:r>
       <w:r>
         <w:t xml:space="preserve"> | </w:t>
@@ -225,9 +279,9 @@
           <w:rPr>
             <w:color w:val="1F4E79"/>
             <w:rFonts w:ascii="Arial" w:hAnsi="Arial"/>
-            <w:sz w:val="20"/>
+            <w:sz w:val="19"/>
           </w:rPr>
-          <w:t>github.com/Seyamalam/playground-series-s6e8</w:t>
+          <w:t>github.com/Seyamalam/bun-scikit</w:t>
         </w:r>
       </w:hyperlink>
     </w:p>
@@ -240,7 +294,7 @@
         <w:rPr>
           <w:rFonts w:ascii="Arial" w:hAnsi="Arial"/>
         </w:rPr>
-        <w:t>Built leakage-safe, five-fold out-of-fold pipelines with nested target encoding, matched-fold experiment screening, schema checks, and rank blending.</w:t>
+        <w:t>Implemented native-accelerated classical ML with parity contracts, reproducible benchmarks, documentation coverage checks, and 209 tracked runtime exports.</w:t>
       </w:r>
     </w:p>
     <w:p>
@@ -269,7 +323,7 @@
           <w:rPr>
             <w:color w:val="1F4E79"/>
             <w:rFonts w:ascii="Arial" w:hAnsi="Arial"/>
-            <w:sz w:val="20"/>
+            <w:sz w:val="19"/>
           </w:rPr>
           <w:t>github.com/Seyamalam/Kaggriculture</w:t>
         </w:r>
@@ -284,7 +338,7 @@
         <w:rPr>
           <w:rFonts w:ascii="Arial" w:hAnsi="Arial"/>
         </w:rPr>
-        <w:t>Engineered a deterministic farming agent and reproducible evaluation harness with seat-swapped tournaments, frozen replay corpora, manifest hashing, and regression gates.</w:t>
+        <w:t>Engineered a deterministic farming agent and evaluation harness with seeded seat-swapped tournaments, frozen replay corpora, manifest hashing, loss attribution, and regression gates.</w:t>
       </w:r>
     </w:p>
     <w:p>
@@ -296,14 +350,14 @@
           <w:rFonts w:ascii="Arial" w:hAnsi="Arial"/>
           <w:b/>
         </w:rPr>
-        <w:t>bun-scikit</w:t>
+        <w:t>Fold-safe ML Pipelines</w:t>
       </w:r>
       <w:r>
         <w:rPr>
           <w:rFonts w:ascii="Arial" w:hAnsi="Arial"/>
           <w:color w:val="536273"/>
         </w:rPr>
-        <w:t xml:space="preserve"> | TypeScript, Bun, Zig</w:t>
+        <w:t xml:space="preserve"> | Python, LightGBM, XGBoost, CatBoost</w:t>
       </w:r>
       <w:r>
         <w:t xml:space="preserve"> | </w:t>
@@ -313,9 +367,9 @@
           <w:rPr>
             <w:color w:val="1F4E79"/>
             <w:rFonts w:ascii="Arial" w:hAnsi="Arial"/>
-            <w:sz w:val="20"/>
+            <w:sz w:val="19"/>
           </w:rPr>
-          <w:t>github.com/Seyamalam/bun-scikit</w:t>
+          <w:t>github.com/Seyamalam/playground-series-s6e8</w:t>
         </w:r>
       </w:hyperlink>
     </w:p>
@@ -328,7 +382,51 @@
         <w:rPr>
           <w:rFonts w:ascii="Arial" w:hAnsi="Arial"/>
         </w:rPr>
-        <w:t>Implemented a scikit-learn-inspired API with native Zig acceleration, parity contracts, benchmarks, documentation coverage checks, and broad model/preprocessing/evaluation support.</w:t>
+        <w:t>Built leakage-safe five-fold out-of-fold pipelines with nested target encoding, matched-fold screening, schema checks, rank blending, and a 0.96919 public ROC AUC submission.</w:t>
+      </w:r>
+    </w:p>
+    <w:p>
+      <w:pPr>
+        <w:pStyle w:val="RoleLine"/>
+      </w:pPr>
+      <w:r>
+        <w:rPr>
+          <w:rFonts w:ascii="Arial" w:hAnsi="Arial"/>
+          <w:b/>
+        </w:rPr>
+        <w:t>Huntrix Delta</w:t>
+      </w:r>
+      <w:r>
+        <w:rPr>
+          <w:rFonts w:ascii="Arial" w:hAnsi="Arial"/>
+          <w:color w:val="536273"/>
+        </w:rPr>
+        <w:t xml:space="preserve"> | Expo, Go, gRPC, Offline AI</w:t>
+      </w:r>
+      <w:r>
+        <w:t xml:space="preserve"> | </w:t>
+      </w:r>
+      <w:hyperlink r:id="rId12">
+        <w:r>
+          <w:rPr>
+            <w:color w:val="1F4E79"/>
+            <w:rFonts w:ascii="Arial" w:hAnsi="Arial"/>
+            <w:sz w:val="19"/>
+          </w:rPr>
+          <w:t>github.com/Seyamalam/hackfusion_huntrix</w:t>
+        </w:r>
+      </w:hyperlink>
+    </w:p>
+    <w:p>
+      <w:pPr>
+        <w:pStyle w:val="ListBullet"/>
+        <w:keepLines/>
+      </w:pPr>
+      <w:r>
+        <w:rPr>
+          <w:rFonts w:ascii="Arial" w:hAnsi="Arial"/>
+        </w:rPr>
+        <w:t>Built autonomous triage and predictive route-decay features inside an offline-first disaster logistics system, supported by model-card methodology and a reproducible chaos simulator.</w:t>
       </w:r>
     </w:p>
     <w:p>
@@ -339,6 +437,8 @@
     <w:p>
       <w:pPr>
         <w:pStyle w:val="Heading1"/>
+        <w:shd w:fill="E8F0FA"/>
+        <w:ind w:left="115" w:right="115"/>
       </w:pPr>
       <w:r>
         <w:t>PUBLICATIONS</w:t>
@@ -362,12 +462,12 @@
         </w:rPr>
         <w:t xml:space="preserve">Lecture Notes in Networks and Systems, 2026. DOI: </w:t>
       </w:r>
-      <w:hyperlink r:id="rId12">
+      <w:hyperlink r:id="rId13">
         <w:r>
           <w:rPr>
             <w:color w:val="1F4E79"/>
             <w:rFonts w:ascii="Arial" w:hAnsi="Arial"/>
-            <w:sz w:val="20"/>
+            <w:sz w:val="19"/>
           </w:rPr>
           <w:t>10.1007/978-3-032-15764-5_45</w:t>
         </w:r>
@@ -391,12 +491,12 @@
         </w:rPr>
         <w:t xml:space="preserve">Machine Learning Research, 2025. DOI: </w:t>
       </w:r>
-      <w:hyperlink r:id="rId13">
+      <w:hyperlink r:id="rId14">
         <w:r>
           <w:rPr>
             <w:color w:val="1F4E79"/>
             <w:rFonts w:ascii="Arial" w:hAnsi="Arial"/>
-            <w:sz w:val="20"/>
+            <w:sz w:val="19"/>
           </w:rPr>
           <w:t>10.11648/j.mlr.20251001.11</w:t>
         </w:r>
@@ -420,12 +520,12 @@
         </w:rPr>
         <w:t xml:space="preserve">International Journal of Intelligent Information Systems, 2025. DOI: </w:t>
       </w:r>
-      <w:hyperlink r:id="rId14">
+      <w:hyperlink r:id="rId15">
         <w:r>
           <w:rPr>
             <w:color w:val="1F4E79"/>
             <w:rFonts w:ascii="Arial" w:hAnsi="Arial"/>
-            <w:sz w:val="20"/>
+            <w:sz w:val="19"/>
           </w:rPr>
           <w:t>10.11648/j.ijiis.20251401.12</w:t>
         </w:r>
@@ -449,12 +549,12 @@
         </w:rPr>
         <w:t xml:space="preserve">Advances in Networks, 2025. DOI: </w:t>
       </w:r>
-      <w:hyperlink r:id="rId15">
+      <w:hyperlink r:id="rId16">
         <w:r>
           <w:rPr>
             <w:color w:val="1F4E79"/>
             <w:rFonts w:ascii="Arial" w:hAnsi="Arial"/>
-            <w:sz w:val="20"/>
+            <w:sz w:val="19"/>
           </w:rPr>
           <w:t>10.11648/j.net.20251201.12</w:t>
         </w:r>
@@ -478,12 +578,12 @@
         </w:rPr>
         <w:t xml:space="preserve">arXiv, 2025. DOI: </w:t>
       </w:r>
-      <w:hyperlink r:id="rId16">
+      <w:hyperlink r:id="rId17">
         <w:r>
           <w:rPr>
             <w:color w:val="1F4E79"/>
             <w:rFonts w:ascii="Arial" w:hAnsi="Arial"/>
-            <w:sz w:val="20"/>
+            <w:sz w:val="19"/>
           </w:rPr>
           <w:t>10.48550/arXiv.2502.01651</w:t>
         </w:r>
@@ -507,12 +607,12 @@
         </w:rPr>
         <w:t xml:space="preserve">Journal of Electrical Systems and Information Technology, 2024. DOI: </w:t>
       </w:r>
-      <w:hyperlink r:id="rId17">
+      <w:hyperlink r:id="rId18">
         <w:r>
           <w:rPr>
             <w:color w:val="1F4E79"/>
             <w:rFonts w:ascii="Arial" w:hAnsi="Arial"/>
-            <w:sz w:val="20"/>
+            <w:sz w:val="19"/>
           </w:rPr>
           <w:t>10.1186/s43067-024-00169-7</w:t>
         </w:r>
@@ -536,12 +636,12 @@
         </w:rPr>
         <w:t xml:space="preserve">IEEE COMPAS, 2024. DOI: </w:t>
       </w:r>
-      <w:hyperlink r:id="rId18">
+      <w:hyperlink r:id="rId19">
         <w:r>
           <w:rPr>
             <w:color w:val="1F4E79"/>
             <w:rFonts w:ascii="Arial" w:hAnsi="Arial"/>
-            <w:sz w:val="20"/>
+            <w:sz w:val="19"/>
           </w:rPr>
           <w:t>10.1109/COMPAS60761.2024.10796963</w:t>
         </w:r>
@@ -565,12 +665,12 @@
         </w:rPr>
         <w:t xml:space="preserve">IEEE COMPAS, 2024. DOI: </w:t>
       </w:r>
-      <w:hyperlink r:id="rId19">
+      <w:hyperlink r:id="rId20">
         <w:r>
           <w:rPr>
             <w:color w:val="1F4E79"/>
             <w:rFonts w:ascii="Arial" w:hAnsi="Arial"/>
-            <w:sz w:val="20"/>
+            <w:sz w:val="19"/>
           </w:rPr>
           <w:t>10.1109/COMPAS60761.2024.10796805</w:t>
         </w:r>
@@ -594,12 +694,12 @@
         </w:rPr>
         <w:t xml:space="preserve">Journal of Electrical Systems and Information Technology, 2024. DOI: </w:t>
       </w:r>
-      <w:hyperlink r:id="rId20">
+      <w:hyperlink r:id="rId21">
         <w:r>
           <w:rPr>
             <w:color w:val="1F4E79"/>
             <w:rFonts w:ascii="Arial" w:hAnsi="Arial"/>
-            <w:sz w:val="20"/>
+            <w:sz w:val="19"/>
           </w:rPr>
           <w:t>10.1186/s43067-024-00137-1</w:t>
         </w:r>
@@ -623,12 +723,12 @@
         </w:rPr>
         <w:t xml:space="preserve">Sonargaon University Journal, 2025. Link: </w:t>
       </w:r>
-      <w:hyperlink r:id="rId21">
+      <w:hyperlink r:id="rId22">
         <w:r>
           <w:rPr>
             <w:color w:val="1F4E79"/>
             <w:rFonts w:ascii="Arial" w:hAnsi="Arial"/>
-            <w:sz w:val="20"/>
+            <w:sz w:val="19"/>
           </w:rPr>
           <w:t>su.edu.bd/web_assets/journal/journal_five/journal3.pdf</w:t>
         </w:r>
@@ -637,6 +737,8 @@
     <w:p>
       <w:pPr>
         <w:pStyle w:val="Heading1"/>
+        <w:shd w:fill="E8F0FA"/>
+        <w:ind w:left="115" w:right="115"/>
       </w:pPr>
       <w:r>
         <w:t>EDUCATION</w:t>
@@ -672,6 +774,8 @@
     <w:p>
       <w:pPr>
         <w:pStyle w:val="Heading1"/>
+        <w:shd w:fill="E8F0FA"/>
+        <w:ind w:left="115" w:right="115"/>
       </w:pPr>
       <w:r>
         <w:t>RESEARCH PROFILES</w:t>
@@ -688,9 +792,11 @@
     <w:p>
       <w:pPr>
         <w:pStyle w:val="Heading1"/>
+        <w:shd w:fill="E8F0FA"/>
+        <w:ind w:left="115" w:right="115"/>
       </w:pPr>
       <w:r>
-        <w:t>LEADERSHIP AND HONORS</w:t>
+        <w:t>LEADERSHIP AND ADDITIONAL HONORS</w:t>
       </w:r>
     </w:p>
     <w:p>
@@ -699,42 +805,6 @@
           <w:rFonts w:ascii="Arial" w:hAnsi="Arial"/>
         </w:rPr>
         <w:t>Assistant General Secretary | BGCTUB IT Club | Present - Help lead student technology activities, community programs, and club operations.</w:t>
-      </w:r>
-    </w:p>
-    <w:p>
-      <w:pPr>
-        <w:pStyle w:val="ListBullet"/>
-        <w:keepLines/>
-      </w:pPr>
-      <w:r>
-        <w:rPr>
-          <w:rFonts w:ascii="Arial" w:hAnsi="Arial"/>
-        </w:rPr>
-        <w:t>Champion, HackFusion InnoNation National Hackathon (solo Team Huntrix), 2026</w:t>
-      </w:r>
-    </w:p>
-    <w:p>
-      <w:pPr>
-        <w:pStyle w:val="ListBullet"/>
-        <w:keepLines/>
-      </w:pPr>
-      <w:r>
-        <w:rPr>
-          <w:rFonts w:ascii="Arial" w:hAnsi="Arial"/>
-        </w:rPr>
-        <w:t>Champion, MicroOps Hackathon at CUET CSE IT Fest (with Abtahee Kabir), 2025</w:t>
-      </w:r>
-    </w:p>
-    <w:p>
-      <w:pPr>
-        <w:pStyle w:val="ListBullet"/>
-        <w:keepLines/>
-      </w:pPr>
-      <w:r>
-        <w:rPr>
-          <w:rFonts w:ascii="Arial" w:hAnsi="Arial"/>
-        </w:rPr>
-        <w:t>Winner, RoboFusion 1.0 Techathon, 2026</w:t>
       </w:r>
     </w:p>
     <w:p>
@@ -763,7 +833,7 @@
     </w:p>
     <w:sectPr>
       <w:pgSz w:w="12240" w:h="15840"/>
-      <w:pgMar w:top="1008" w:right="1008" w:bottom="1008" w:left="1008" w:header="504" w:footer="504" w:gutter="0"/>
+      <w:pgMar w:top="950" w:right="950" w:bottom="950" w:left="950" w:header="504" w:footer="504" w:gutter="0"/>
       <w:cols w:space="720"/>
       <w:docGrid w:linePitch="360"/>
     </w:sectPr>
@@ -1140,7 +1210,7 @@
     <w:rPr>
       <w:rFonts w:ascii="Arial" w:hAnsi="Arial"/>
       <w:color w:val="17202A"/>
-      <w:sz w:val="20"/>
+      <w:sz w:val="19"/>
     </w:rPr>
   </w:style>
   <w:style w:type="paragraph" w:styleId="Header">
@@ -1198,7 +1268,7 @@
     <w:pPr>
       <w:keepNext/>
       <w:keepLines/>
-      <w:spacing w:before="180" w:after="60"/>
+      <w:spacing w:before="160" w:after="80"/>
       <w:outlineLvl w:val="0"/>
     </w:pPr>
     <w:rPr>
@@ -1222,7 +1292,7 @@
     <w:pPr>
       <w:keepNext/>
       <w:keepLines/>
-      <w:spacing w:before="180" w:after="60"/>
+      <w:spacing w:before="160" w:after="80"/>
       <w:outlineLvl w:val="1"/>
     </w:pPr>
     <w:rPr>
@@ -1675,7 +1745,7 @@
     </w:pPr>
     <w:rPr>
       <w:rFonts w:ascii="Arial" w:hAnsi="Arial"/>
-      <w:sz w:val="20"/>
+      <w:sz w:val="19"/>
     </w:rPr>
   </w:style>
   <w:style w:type="paragraph" w:styleId="ListBullet2">
